--- a/ICMSE_Report.docx
+++ b/ICMSE_Report.docx
@@ -18,7 +18,22 @@
         </w:rPr>
       </w:pPr>
       <w:r>
-        <w:rPr/>
+        <w:rPr>
+          <w:rFonts w:cs="Times New Roman" w:cstheme="majorBidi" w:ascii="Times New Roman" w:hAnsi="Times New Roman"/>
+          <w:sz w:val="22"/>
+          <w:szCs w:val="22"/>
+          <w:highlight w:val="yellow"/>
+        </w:rPr>
+        <w:t xml:space="preserve">1. </w:t>
+      </w:r>
+      <w:r>
+        <w:rPr>
+          <w:rFonts w:cs="Times New Roman" w:cstheme="majorBidi" w:ascii="Times New Roman" w:hAnsi="Times New Roman"/>
+          <w:sz w:val="22"/>
+          <w:szCs w:val="22"/>
+          <w:highlight w:val="yellow"/>
+        </w:rPr>
+        <w:t>draw Precision–Recall (PR) Curve for both systems. Monday 4</w:t>
       </w:r>
     </w:p>
     <w:p>
